--- a/mic-check-plugin/File_Mau_Docx_Mic_Check.docx
+++ b/mic-check-plugin/File_Mau_Docx_Mic_Check.docx
@@ -15,7 +15,7 @@
         <w:rPr>
           <w:i/>
         </w:rPr>
-        <w:t>Huong dan: Dien du lieu vao bang duoi day, moi dong la 1 cue (1 moc thoi gian + 1 anh + 1 dong phu de). Ten cot phai giu nguyen chinh xac nhu mau (Time Stamp / Player / EN / Anh). Xoa cac dong vi du ben duoi va thay bang du lieu that cua ban truoc khi dung voi plugin.</w:t>
+        <w:t>Huong dan: Dien du lieu vao bang duoi day, moi dong la 1 cue (1 moc thoi gian + 1 dong phu de). Ten cot phai giu nguyen chinh xac nhu mau (Time Stamp / Player / EN). Anh nhan vat se duoc lay TRUC TIEP theo ten trong cot Player (vd Player ghi "FL.ABCD" thi can co san file anh ten "FL.ABCD.png" trong cung thu muc voi file .docx nay khi chay converter). Xoa cac dong vi du ben duoi va thay bang du lieu that cua ban truoc khi dung voi plugin.</w:t>
       </w:r>
     </w:p>
     <w:p/>
@@ -26,15 +26,14 @@
         <w:tblLook w:firstColumn="1" w:firstRow="1" w:lastColumn="0" w:lastRow="0" w:noHBand="0" w:noVBand="1" w:val="04A0"/>
       </w:tblPr>
       <w:tblGrid>
-        <w:gridCol w:w="2160"/>
-        <w:gridCol w:w="2160"/>
-        <w:gridCol w:w="2160"/>
-        <w:gridCol w:w="2160"/>
+        <w:gridCol w:w="2880"/>
+        <w:gridCol w:w="2880"/>
+        <w:gridCol w:w="2880"/>
       </w:tblGrid>
       <w:tr>
         <w:tc>
           <w:tcPr>
-            <w:tcW w:type="dxa" w:w="2160"/>
+            <w:tcW w:type="dxa" w:w="2880"/>
           </w:tcPr>
           <w:p>
             <w:r>
@@ -47,7 +46,7 @@
         </w:tc>
         <w:tc>
           <w:tcPr>
-            <w:tcW w:type="dxa" w:w="2160"/>
+            <w:tcW w:type="dxa" w:w="2880"/>
           </w:tcPr>
           <w:p>
             <w:r>
@@ -60,7 +59,7 @@
         </w:tc>
         <w:tc>
           <w:tcPr>
-            <w:tcW w:type="dxa" w:w="2160"/>
+            <w:tcW w:type="dxa" w:w="2880"/>
           </w:tcPr>
           <w:p>
             <w:r>
@@ -71,24 +70,11 @@
             </w:r>
           </w:p>
         </w:tc>
-        <w:tc>
-          <w:tcPr>
-            <w:tcW w:type="dxa" w:w="2160"/>
-          </w:tcPr>
-          <w:p>
-            <w:r>
-              <w:rPr>
-                <w:b/>
-              </w:rPr>
-              <w:t>Ảnh</w:t>
-            </w:r>
-          </w:p>
-        </w:tc>
       </w:tr>
       <w:tr>
         <w:tc>
           <w:tcPr>
-            <w:tcW w:type="dxa" w:w="2160"/>
+            <w:tcW w:type="dxa" w:w="2880"/>
           </w:tcPr>
           <w:p>
             <w:r>
@@ -98,17 +84,17 @@
         </w:tc>
         <w:tc>
           <w:tcPr>
-            <w:tcW w:type="dxa" w:w="2160"/>
+            <w:tcW w:type="dxa" w:w="2880"/>
           </w:tcPr>
           <w:p>
             <w:r>
-              <w:t>Caster A</w:t>
+              <w:t>FL.ABCD</w:t>
             </w:r>
           </w:p>
         </w:tc>
         <w:tc>
           <w:tcPr>
-            <w:tcW w:type="dxa" w:w="2160"/>
+            <w:tcW w:type="dxa" w:w="2880"/>
           </w:tcPr>
           <w:p>
             <w:r>
@@ -116,21 +102,11 @@
             </w:r>
           </w:p>
         </w:tc>
-        <w:tc>
-          <w:tcPr>
-            <w:tcW w:type="dxa" w:w="2160"/>
-          </w:tcPr>
-          <w:p>
-            <w:r>
-              <w:t>Ảnh 1</w:t>
-            </w:r>
-          </w:p>
-        </w:tc>
       </w:tr>
       <w:tr>
         <w:tc>
           <w:tcPr>
-            <w:tcW w:type="dxa" w:w="2160"/>
+            <w:tcW w:type="dxa" w:w="2880"/>
           </w:tcPr>
           <w:p>
             <w:r>
@@ -140,17 +116,17 @@
         </w:tc>
         <w:tc>
           <w:tcPr>
-            <w:tcW w:type="dxa" w:w="2160"/>
+            <w:tcW w:type="dxa" w:w="2880"/>
           </w:tcPr>
           <w:p>
             <w:r>
-              <w:t>Caster B</w:t>
+              <w:t>FL.TheGod</w:t>
             </w:r>
           </w:p>
         </w:tc>
         <w:tc>
           <w:tcPr>
-            <w:tcW w:type="dxa" w:w="2160"/>
+            <w:tcW w:type="dxa" w:w="2880"/>
           </w:tcPr>
           <w:p>
             <w:r>
@@ -158,21 +134,11 @@
             </w:r>
           </w:p>
         </w:tc>
-        <w:tc>
-          <w:tcPr>
-            <w:tcW w:type="dxa" w:w="2160"/>
-          </w:tcPr>
-          <w:p>
-            <w:r>
-              <w:t>Ảnh 2</w:t>
-            </w:r>
-          </w:p>
-        </w:tc>
       </w:tr>
       <w:tr>
         <w:tc>
           <w:tcPr>
-            <w:tcW w:type="dxa" w:w="2160"/>
+            <w:tcW w:type="dxa" w:w="2880"/>
           </w:tcPr>
           <w:p>
             <w:r>
@@ -182,17 +148,17 @@
         </w:tc>
         <w:tc>
           <w:tcPr>
-            <w:tcW w:type="dxa" w:w="2160"/>
+            <w:tcW w:type="dxa" w:w="2880"/>
           </w:tcPr>
           <w:p>
             <w:r>
-              <w:t>Caster A</w:t>
+              <w:t>FL.ABCD</w:t>
             </w:r>
           </w:p>
         </w:tc>
         <w:tc>
           <w:tcPr>
-            <w:tcW w:type="dxa" w:w="2160"/>
+            <w:tcW w:type="dxa" w:w="2880"/>
           </w:tcPr>
           <w:p>
             <w:r>
@@ -200,21 +166,11 @@
             </w:r>
           </w:p>
         </w:tc>
-        <w:tc>
-          <w:tcPr>
-            <w:tcW w:type="dxa" w:w="2160"/>
-          </w:tcPr>
-          <w:p>
-            <w:r>
-              <w:t>Ảnh 3</w:t>
-            </w:r>
-          </w:p>
-        </w:tc>
       </w:tr>
       <w:tr>
         <w:tc>
           <w:tcPr>
-            <w:tcW w:type="dxa" w:w="2160"/>
+            <w:tcW w:type="dxa" w:w="2880"/>
           </w:tcPr>
           <w:p>
             <w:r>
@@ -224,31 +180,21 @@
         </w:tc>
         <w:tc>
           <w:tcPr>
-            <w:tcW w:type="dxa" w:w="2160"/>
+            <w:tcW w:type="dxa" w:w="2880"/>
           </w:tcPr>
           <w:p>
             <w:r>
-              <w:t>Caster B</w:t>
+              <w:t>FL.NLuann</w:t>
             </w:r>
           </w:p>
         </w:tc>
         <w:tc>
           <w:tcPr>
-            <w:tcW w:type="dxa" w:w="2160"/>
+            <w:tcW w:type="dxa" w:w="2880"/>
           </w:tcPr>
           <w:p>
             <w:r>
               <w:t>Three players confirmed, two of them inside Gloo Wall.</w:t>
-            </w:r>
-          </w:p>
-        </w:tc>
-        <w:tc>
-          <w:tcPr>
-            <w:tcW w:type="dxa" w:w="2160"/>
-          </w:tcPr>
-          <w:p>
-            <w:r>
-              <w:t>Ảnh 4</w:t>
             </w:r>
           </w:p>
         </w:tc>
@@ -260,7 +206,7 @@
         <w:rPr>
           <w:i/>
         </w:rPr>
-        <w:t>Luu y: cot "Anh" ghi "Anh 1", "Anh 2"... thi trong cung thu muc voi file .docx nay phai co san file anh ten "anh 1.png", "anh 2.png"... (hoac .jpg/.jpeg) tuong ung. Dinh dang Time Stamp bat buoc la GIO:PHUT:GIAY,MILIGIAY --&gt; GIO:PHUT:GIAY,MILIGIAY.</w:t>
+        <w:t>Luu y: cot "Player" vua la ten hien thi, vua la ten file anh can chuan bi (vd "FL.ABCD" -&gt; "FL.ABCD.png" hoac .jpg/.jpeg). Neu 1 tuyen thu xuat hien nhieu lan trong bang, chi can 1 file anh dung chung cho tat ca cac dong do. Dinh dang Time Stamp bat buoc la GIO:PHUT:GIAY,MILIGIAY --&gt; GIO:PHUT:GIAY,MILIGIAY.</w:t>
       </w:r>
     </w:p>
     <w:sectPr>
